--- a/중국어_대화문/9부_docx/9부_02화_고향의_물.docx
+++ b/중국어_대화문/9부_docx/9부_02화_고향의_물.docx
@@ -18,7 +18,7 @@
         <w:t>등장인물:</w:t>
       </w:r>
       <w:r>
-        <w:t xml:space="preserve"> 선즈위안 沈知远(51세, 중앙위원회 총서기) / 청시 程曦(36세, 총서기 판공청 주임) / 리위퉁 李雨桐(45세, 총서기 판공실 참모) / 북원성 성장 省长(50대 후반, 성 방재지휘부 총지휘) / 류팅 刘婷(43세, 창촨시 생태환경 감측센터 수질조 조장) / 첸푸라이 钱福来(82세, 新曜 퇴직 정비공, 훙싱신춘 주민) / 중 사장 钟老板(78세, 동관가 31호 건물주) / 덩펑즈 邓凤芝(71세, 국면3창 퇴직 여공, 잉훠 자원활동가) / 저우슈란 周秀兰(81세, 선즈위안의 어머니) / 마 아주머니 马婶(70대 중반, 훙싱신춘 입구 노점 주인) / 장리췬 蒋立群(60대 후반, 정치국원·상무위원, 전화 목소리) / 메이뤄란 梅若兰(88세, 은퇴한 변호사협회 비서장, 전화 목소리)</w:t>
+        <w:t xml:space="preserve"> 선즈위안 沈知远(51세, 중앙위원회 총서기) / 청시 程曦(37세, 총서기 판공청 주임) / 리위퉁 李雨桐(46세, 총서기 판공실 참모) / 북원성 성장 省长(50대 후반, 성 방재지휘부 총지휘) / 류팅 刘婷(43세, 창촨시 생태환경 감측센터 수질조 조장) / 첸푸라이 钱福来(82세, 新曜 퇴직 정비공, 훙싱신춘 주민) / 중 사장 钟老板(78세, 동관가 31호 건물주) / 덩펑즈 邓凤芝(71세, 국면3창 퇴직 여공, 잉훠 자원활동가) / 저우슈란 周秀兰(81세, 선즈위안의 어머니) / 마 아주머니 马婶(70대 중반, 훙싱신춘 입구 노점 주인) / 장리췬 蒋立群(60대 후반, 정치국원·상무위원, 전화 목소리) / 메이뤄란 梅若兰(89세, 은퇴한 변호사협회 비서장, 전화 목소리)</w:t>
       </w:r>
     </w:p>
     <w:p>
